--- a/backend/tests/fixtures/documents/02-rich-text.docx
+++ b/backend/tests/fixtures/documents/02-rich-text.docx
@@ -100,6 +100,12 @@
     <w:p>
       <w:r>
         <w:t>A second, ordinary paragraph.</w:t>
+      </w:r>
+      <w:r>
+        <w:rPr>
+          <w:vanish/>
+        </w:rPr>
+        <w:t xml:space="preserve"> A note only its author sees.</w:t>
       </w:r>
     </w:p>
     <w:sectPr>

--- a/backend/tests/fixtures/documents/02-rich-text.docx
+++ b/backend/tests/fixtures/documents/02-rich-text.docx
@@ -106,6 +106,74 @@
           <w:vanish/>
         </w:rPr>
         <w:t xml:space="preserve"> A note only its author sees.</w:t>
+      </w:r>
+    </w:p>
+    <w:p>
+      <w:r>
+        <w:t xml:space="preserve">Also </w:t>
+      </w:r>
+      <w:r>
+        <w:rPr>
+          <w:u w:val="double"/>
+        </w:rPr>
+        <w:t>double underlined</w:t>
+      </w:r>
+      <w:r>
+        <w:t xml:space="preserve">, </w:t>
+      </w:r>
+      <w:r>
+        <w:rPr>
+          <w:u w:val="wave"/>
+        </w:rPr>
+        <w:t>wavy</w:t>
+      </w:r>
+      <w:r>
+        <w:t xml:space="preserve">, </w:t>
+      </w:r>
+      <w:r>
+        <w:rPr>
+          <w:dstrike/>
+        </w:rPr>
+        <w:t>struck twice</w:t>
+      </w:r>
+      <w:r>
+        <w:t xml:space="preserve">, </w:t>
+      </w:r>
+      <w:r>
+        <w:rPr>
+          <w:caps/>
+        </w:rPr>
+        <w:t>in capitals</w:t>
+      </w:r>
+      <w:r>
+        <w:t xml:space="preserve">, </w:t>
+      </w:r>
+      <w:r>
+        <w:rPr>
+          <w:smallCaps/>
+        </w:rPr>
+        <w:t>Small Capitals</w:t>
+      </w:r>
+      <w:r>
+        <w:t xml:space="preserve">, </w:t>
+      </w:r>
+      <w:r>
+        <w:rPr>
+          <w:spacing w:val="40"/>
+        </w:rPr>
+        <w:t>spaced</w:t>
+      </w:r>
+      <w:r>
+        <w:t xml:space="preserve"> and </w:t>
+      </w:r>
+      <w:r>
+        <w:rPr>
+          <w:position w:val="6"/>
+        </w:rPr>
+        <w:t>raised</w:t>
+      </w:r>
+      <w:r>
+        <w:t>.</w:t>
       </w:r>
     </w:p>
     <w:sectPr>

--- a/backend/tests/fixtures/documents/02-rich-text.docx
+++ b/backend/tests/fixtures/documents/02-rich-text.docx
@@ -171,6 +171,15 @@
           <w:position w:val="6"/>
         </w:rPr>
         <w:t>raised</w:t>
+      </w:r>
+      <w:r>
+        <w:t xml:space="preserve">, </w:t>
+      </w:r>
+      <w:r>
+        <w:rPr>
+          <w:lang w:val="bg-BG"/>
+        </w:rPr>
+        <w:t>на български</w:t>
       </w:r>
       <w:r>
         <w:t>.</w:t>
